--- a/public/zarketplace-seller-guide.docx
+++ b/public/zarketplace-seller-guide.docx
@@ -234,7 +234,7 @@
           <w:sz w:val="22"/>
           <w:rFonts w:ascii="Inter" w:hAnsi="Inter" w:cs="Inter"/>
         </w:rPr>
-        <w:t>We arrange pickup</w:t>
+        <w:t>It goes out</w:t>
       </w:r>
       <w:r>
         <w:rPr>
@@ -244,7 +244,7 @@
           <w:sz w:val="19"/>
           <w:rFonts w:ascii="Inter" w:hAnsi="Inter" w:cs="Inter"/>
         </w:rPr>
-        <w:t xml:space="preserve">   At your door.</w:t>
+        <w:t xml:space="preserve">   We collect, or you post it and add tracking.</w:t>
       </w:r>
     </w:p>
     <w:p>
@@ -1048,7 +1048,7 @@
           <w:sz w:val="19"/>
           <w:rFonts w:ascii="Inter" w:hAnsi="Inter" w:cs="Inter"/>
         </w:rPr>
-        <w:t>The buyer, at checkout. Unless you switched on free shipping, in which case it comes out of your payout.</w:t>
+        <w:t>You choose per listing. The buyer at checkout, or you can offer free shipping and we take the flat rate out of your payout, or you can ship it yourself, pay your own courier and keep your full price.</w:t>
       </w:r>
     </w:p>
     <w:p>
@@ -1187,7 +1187,7 @@
                 <w:rFonts w:ascii="Inter" w:hAnsi="Inter" w:cs="Inter"/>
                 <w:spacing w:val="24"/>
               </w:rPr>
-              <w:t>BUYER PAYS SHIPPING AT CHECKOUT</w:t>
+              <w:t>YOU CHOOSE WHO PAYS SHIPPING</w:t>
             </w:r>
           </w:p>
         </w:tc>
@@ -1406,7 +1406,7 @@
           <w:sz w:val="19"/>
           <w:rFonts w:ascii="Inter" w:hAnsi="Inter" w:cs="Inter"/>
         </w:rPr>
-        <w:t>You pay nothing, unless you switch on free shipping for a listing, in which case that cost comes out of your payout. Everything else, including Buyer Protection, is on the buyer.</w:t>
+        <w:t>You pay nothing, unless you offer free shipping and we arrange it, in which case that cost comes out of your payout. Everything else, including Buyer Protection, is on the buyer.</w:t>
       </w:r>
     </w:p>
     <w:p>
